--- a/Documentacion/Documentacion_ServIA_2026/Procesos - ServIA.docx
+++ b/Documentacion/Documentacion_ServIA_2026/Procesos - ServIA.docx
@@ -89,7 +89,7 @@
         <w:t xml:space="preserve">Fecha: </w:t>
       </w:r>
       <w:r>
-        <w:t>setiembre 2026</w:t>
+        <w:t>octubre 2026</w:t>
       </w:r>
     </w:p>
     <w:p>
@@ -104,7 +104,7 @@
         <w:t xml:space="preserve">Versión del documento: </w:t>
       </w:r>
       <w:r>
-        <w:t>1.0</w:t>
+        <w:t>1.1</w:t>
       </w:r>
     </w:p>
     <w:p>
@@ -4392,7 +4392,7 @@
         </w:rPr>
         <w:drawing>
           <wp:inline distT="0" distB="0" distL="0" distR="0" wp14:anchorId="02DC28E3" wp14:editId="53193AF5">
-            <wp:extent cx="5943600" cy="3390900"/>
+            <wp:extent cx="5943600" cy="2494344"/>
             <wp:effectExtent l="0" t="0" r="0" b="0"/>
             <wp:docPr id="7" name="Picture 7"/>
             <wp:cNvGraphicFramePr>
@@ -4417,7 +4417,7 @@
                   <pic:spPr bwMode="auto">
                     <a:xfrm>
                       <a:off x="0" y="0"/>
-                      <a:ext cx="5943600" cy="3390900"/>
+                      <a:ext cx="5943600" cy="2494344"/>
                     </a:xfrm>
                     <a:prstGeom prst="rect">
                       <a:avLst/>
@@ -4608,7 +4608,7 @@
                 <w:sz w:val="20"/>
                 <w:szCs w:val="20"/>
               </w:rPr>
-              <w:t>Cuenta creada o actualizada, contraseña temporal enviada al usuario cuando corresponde, y operación registrada.</w:t>
+              <w:t>Cuenta creada o actualizada, contraseña temporal enviada al usuario cuando corresponde, aviso al Administrador si no se entregó, y operación registrada con su resultado.</w:t>
             </w:r>
           </w:p>
         </w:tc>

--- a/Documentacion/Documentacion_ServIA_2026/Procesos - ServIA.docx
+++ b/Documentacion/Documentacion_ServIA_2026/Procesos - ServIA.docx
@@ -104,7 +104,7 @@
         <w:t xml:space="preserve">Versión del documento: </w:t>
       </w:r>
       <w:r>
-        <w:t>1.1</w:t>
+        <w:t>1.2</w:t>
       </w:r>
     </w:p>
     <w:p>
@@ -3931,7 +3931,7 @@
         </w:rPr>
         <w:drawing>
           <wp:inline distT="0" distB="0" distL="0" distR="0" wp14:anchorId="0157A9ED" wp14:editId="1B1EACE9">
-            <wp:extent cx="3981450" cy="4953000"/>
+            <wp:extent cx="3981450" cy="6103845"/>
             <wp:effectExtent l="0" t="0" r="0" b="0"/>
             <wp:docPr id="6" name="Picture 6"/>
             <wp:cNvGraphicFramePr>
@@ -3956,7 +3956,7 @@
                   <pic:spPr bwMode="auto">
                     <a:xfrm>
                       <a:off x="0" y="0"/>
-                      <a:ext cx="3981450" cy="4953000"/>
+                      <a:ext cx="3981450" cy="6103845"/>
                     </a:xfrm>
                     <a:prstGeom prst="rect">
                       <a:avLst/>
@@ -4093,7 +4093,7 @@
                 <w:sz w:val="20"/>
                 <w:szCs w:val="20"/>
               </w:rPr>
-              <w:t>Usuario que olvidó su contraseña, que desea cambiarla o que quiere personalizar su avatar.</w:t>
+              <w:t>Usuario que olvidó su contraseña (indica su correo y el código que recibe), que desea cambiarla o que quiere personalizar su avatar.</w:t>
             </w:r>
           </w:p>
         </w:tc>
@@ -4147,7 +4147,7 @@
                 <w:sz w:val="20"/>
                 <w:szCs w:val="20"/>
               </w:rPr>
-              <w:t>Contraseña actualizada y cifrada, o avatar actualizado en toda la interfaz.</w:t>
+              <w:t>Contraseña actualizada y cifrada, o avatar actualizado en toda la interfaz. En la recuperación, un mensaje igual para toda solicitud y cada paso registrado con su resultado en la bitácora.</w:t>
             </w:r>
           </w:p>
         </w:tc>
@@ -4363,7 +4363,7 @@
                 <w:sz w:val="20"/>
                 <w:szCs w:val="20"/>
               </w:rPr>
-              <w:t>Flujograma con una selección inicial entre tres flujos: el usuario decide cada paso y el sistema y el servicio de correo responden; los dos flujos de contraseña terminan en el mismo guardado.</w:t>
+              <w:t>Flujograma con una selección inicial entre tres flujos: el usuario decide cada paso y el sistema y el servicio de correo responden; los dos flujos de contraseña terminan en el mismo guardado. En la recuperación, la respuesta a la solicitud es siempre la misma, exista o no la cuenta; el correo se envía después de responder y solo a una cuenta Activa; el código vale 15 minutos y admite 5 intentos, y el cambio de contraseña debe hacerse en 10 minutos. Si el servicio de recuperación no está disponible, el proceso no continúa.</w:t>
             </w:r>
           </w:p>
         </w:tc>
